--- a/Session25_assignment.docx
+++ b/Session25_assignment.docx
@@ -72,6 +72,634 @@
         </w:rPr>
         <w:t>.</w:t>
       </w:r>
+    </w:p>
+    <w:p>
+      <w:pPr>
+        <w:rPr>
+          <w:sz w:val="28"/>
+          <w:szCs w:val="28"/>
+        </w:rPr>
+      </w:pPr>
+      <w:r>
+        <w:rPr>
+          <w:noProof/>
+          <w:sz w:val="28"/>
+          <w:szCs w:val="28"/>
+        </w:rPr>
+        <w:drawing>
+          <wp:inline distT="0" distB="0" distL="0" distR="0" wp14:anchorId="730CE9CD" wp14:editId="192A4BF0">
+            <wp:extent cx="5731510" cy="2549525"/>
+            <wp:effectExtent l="0" t="0" r="2540" b="3175"/>
+            <wp:docPr id="1579860355" name="Picture 1"/>
+            <wp:cNvGraphicFramePr>
+              <a:graphicFrameLocks xmlns:a="http://schemas.openxmlformats.org/drawingml/2006/main" noChangeAspect="1"/>
+            </wp:cNvGraphicFramePr>
+            <a:graphic xmlns:a="http://schemas.openxmlformats.org/drawingml/2006/main">
+              <a:graphicData uri="http://schemas.openxmlformats.org/drawingml/2006/picture">
+                <pic:pic xmlns:pic="http://schemas.openxmlformats.org/drawingml/2006/picture">
+                  <pic:nvPicPr>
+                    <pic:cNvPr id="1579860355" name="Picture 1579860355"/>
+                    <pic:cNvPicPr/>
+                  </pic:nvPicPr>
+                  <pic:blipFill>
+                    <a:blip r:embed="rId4">
+                      <a:extLst>
+                        <a:ext uri="{28A0092B-C50C-407E-A947-70E740481C1C}">
+                          <a14:useLocalDpi xmlns:a14="http://schemas.microsoft.com/office/drawing/2010/main" val="0"/>
+                        </a:ext>
+                      </a:extLst>
+                    </a:blip>
+                    <a:stretch>
+                      <a:fillRect/>
+                    </a:stretch>
+                  </pic:blipFill>
+                  <pic:spPr>
+                    <a:xfrm>
+                      <a:off x="0" y="0"/>
+                      <a:ext cx="5731510" cy="2549525"/>
+                    </a:xfrm>
+                    <a:prstGeom prst="rect">
+                      <a:avLst/>
+                    </a:prstGeom>
+                  </pic:spPr>
+                </pic:pic>
+              </a:graphicData>
+            </a:graphic>
+          </wp:inline>
+        </w:drawing>
+      </w:r>
+    </w:p>
+    <w:p>
+      <w:pPr>
+        <w:rPr>
+          <w:sz w:val="28"/>
+          <w:szCs w:val="28"/>
+        </w:rPr>
+      </w:pPr>
+    </w:p>
+    <w:p>
+      <w:pPr>
+        <w:rPr>
+          <w:sz w:val="28"/>
+          <w:szCs w:val="28"/>
+        </w:rPr>
+      </w:pPr>
+      <w:r>
+        <w:rPr>
+          <w:b/>
+          <w:bCs/>
+          <w:sz w:val="28"/>
+          <w:szCs w:val="28"/>
+        </w:rPr>
+        <w:t>2.</w:t>
+      </w:r>
+      <w:r>
+        <w:rPr>
+          <w:sz w:val="28"/>
+          <w:szCs w:val="28"/>
+        </w:rPr>
+        <w:t xml:space="preserve">Write a Python function </w:t>
+      </w:r>
+      <w:proofErr w:type="spellStart"/>
+      <w:r>
+        <w:rPr>
+          <w:sz w:val="28"/>
+          <w:szCs w:val="28"/>
+        </w:rPr>
+        <w:t>find_most_volatile_coin</w:t>
+      </w:r>
+      <w:proofErr w:type="spellEnd"/>
+      <w:r>
+        <w:rPr>
+          <w:sz w:val="28"/>
+          <w:szCs w:val="28"/>
+        </w:rPr>
+        <w:t>(data) that takes the loaded Binance coin data and returns the symbol of the coin with the highest percentage price change in the last 24 hours.</w:t>
+      </w:r>
+    </w:p>
+    <w:p>
+      <w:pPr>
+        <w:rPr>
+          <w:sz w:val="28"/>
+          <w:szCs w:val="28"/>
+        </w:rPr>
+      </w:pPr>
+      <w:r>
+        <w:rPr>
+          <w:noProof/>
+          <w:sz w:val="28"/>
+          <w:szCs w:val="28"/>
+        </w:rPr>
+        <w:drawing>
+          <wp:inline distT="0" distB="0" distL="0" distR="0" wp14:anchorId="318A1419" wp14:editId="33E54890">
+            <wp:extent cx="5731510" cy="3026410"/>
+            <wp:effectExtent l="0" t="0" r="2540" b="2540"/>
+            <wp:docPr id="2058757612" name="Picture 2"/>
+            <wp:cNvGraphicFramePr>
+              <a:graphicFrameLocks xmlns:a="http://schemas.openxmlformats.org/drawingml/2006/main" noChangeAspect="1"/>
+            </wp:cNvGraphicFramePr>
+            <a:graphic xmlns:a="http://schemas.openxmlformats.org/drawingml/2006/main">
+              <a:graphicData uri="http://schemas.openxmlformats.org/drawingml/2006/picture">
+                <pic:pic xmlns:pic="http://schemas.openxmlformats.org/drawingml/2006/picture">
+                  <pic:nvPicPr>
+                    <pic:cNvPr id="2058757612" name="Picture 2058757612"/>
+                    <pic:cNvPicPr/>
+                  </pic:nvPicPr>
+                  <pic:blipFill>
+                    <a:blip r:embed="rId5">
+                      <a:extLst>
+                        <a:ext uri="{28A0092B-C50C-407E-A947-70E740481C1C}">
+                          <a14:useLocalDpi xmlns:a14="http://schemas.microsoft.com/office/drawing/2010/main" val="0"/>
+                        </a:ext>
+                      </a:extLst>
+                    </a:blip>
+                    <a:stretch>
+                      <a:fillRect/>
+                    </a:stretch>
+                  </pic:blipFill>
+                  <pic:spPr>
+                    <a:xfrm>
+                      <a:off x="0" y="0"/>
+                      <a:ext cx="5731510" cy="3026410"/>
+                    </a:xfrm>
+                    <a:prstGeom prst="rect">
+                      <a:avLst/>
+                    </a:prstGeom>
+                  </pic:spPr>
+                </pic:pic>
+              </a:graphicData>
+            </a:graphic>
+          </wp:inline>
+        </w:drawing>
+      </w:r>
+    </w:p>
+    <w:p>
+      <w:pPr>
+        <w:rPr>
+          <w:sz w:val="28"/>
+          <w:szCs w:val="28"/>
+        </w:rPr>
+      </w:pPr>
+    </w:p>
+    <w:p>
+      <w:pPr>
+        <w:rPr>
+          <w:sz w:val="28"/>
+          <w:szCs w:val="28"/>
+        </w:rPr>
+      </w:pPr>
+    </w:p>
+    <w:p>
+      <w:pPr>
+        <w:rPr>
+          <w:sz w:val="28"/>
+          <w:szCs w:val="28"/>
+        </w:rPr>
+      </w:pPr>
+      <w:r>
+        <w:rPr>
+          <w:b/>
+          <w:bCs/>
+          <w:sz w:val="28"/>
+          <w:szCs w:val="28"/>
+        </w:rPr>
+        <w:lastRenderedPageBreak/>
+        <w:t>3.</w:t>
+      </w:r>
+      <w:r>
+        <w:rPr>
+          <w:sz w:val="28"/>
+          <w:szCs w:val="28"/>
+        </w:rPr>
+        <w:t xml:space="preserve">Create a script that calculates the average price of all coins in your </w:t>
+      </w:r>
+      <w:proofErr w:type="spellStart"/>
+      <w:r>
+        <w:rPr>
+          <w:sz w:val="28"/>
+          <w:szCs w:val="28"/>
+        </w:rPr>
+        <w:t>crypto_</w:t>
+      </w:r>
+      <w:proofErr w:type="gramStart"/>
+      <w:r>
+        <w:rPr>
+          <w:sz w:val="28"/>
+          <w:szCs w:val="28"/>
+        </w:rPr>
+        <w:t>data.json</w:t>
+      </w:r>
+      <w:proofErr w:type="spellEnd"/>
+      <w:proofErr w:type="gramEnd"/>
+      <w:r>
+        <w:rPr>
+          <w:sz w:val="28"/>
+          <w:szCs w:val="28"/>
+        </w:rPr>
+        <w:t>, then prints a list of all coins currently trading below this average price.</w:t>
+      </w:r>
+    </w:p>
+    <w:p>
+      <w:pPr>
+        <w:rPr>
+          <w:sz w:val="28"/>
+          <w:szCs w:val="28"/>
+        </w:rPr>
+      </w:pPr>
+      <w:r>
+        <w:rPr>
+          <w:noProof/>
+          <w:sz w:val="28"/>
+          <w:szCs w:val="28"/>
+        </w:rPr>
+        <w:drawing>
+          <wp:inline distT="0" distB="0" distL="0" distR="0" wp14:anchorId="535282BA" wp14:editId="06055C0B">
+            <wp:extent cx="5731510" cy="3358515"/>
+            <wp:effectExtent l="0" t="0" r="2540" b="0"/>
+            <wp:docPr id="1023506643" name="Picture 3"/>
+            <wp:cNvGraphicFramePr>
+              <a:graphicFrameLocks xmlns:a="http://schemas.openxmlformats.org/drawingml/2006/main" noChangeAspect="1"/>
+            </wp:cNvGraphicFramePr>
+            <a:graphic xmlns:a="http://schemas.openxmlformats.org/drawingml/2006/main">
+              <a:graphicData uri="http://schemas.openxmlformats.org/drawingml/2006/picture">
+                <pic:pic xmlns:pic="http://schemas.openxmlformats.org/drawingml/2006/picture">
+                  <pic:nvPicPr>
+                    <pic:cNvPr id="1023506643" name="Picture 1023506643"/>
+                    <pic:cNvPicPr/>
+                  </pic:nvPicPr>
+                  <pic:blipFill>
+                    <a:blip r:embed="rId6">
+                      <a:extLst>
+                        <a:ext uri="{28A0092B-C50C-407E-A947-70E740481C1C}">
+                          <a14:useLocalDpi xmlns:a14="http://schemas.microsoft.com/office/drawing/2010/main" val="0"/>
+                        </a:ext>
+                      </a:extLst>
+                    </a:blip>
+                    <a:stretch>
+                      <a:fillRect/>
+                    </a:stretch>
+                  </pic:blipFill>
+                  <pic:spPr>
+                    <a:xfrm>
+                      <a:off x="0" y="0"/>
+                      <a:ext cx="5731510" cy="3358515"/>
+                    </a:xfrm>
+                    <a:prstGeom prst="rect">
+                      <a:avLst/>
+                    </a:prstGeom>
+                  </pic:spPr>
+                </pic:pic>
+              </a:graphicData>
+            </a:graphic>
+          </wp:inline>
+        </w:drawing>
+      </w:r>
+    </w:p>
+    <w:p>
+      <w:pPr>
+        <w:rPr>
+          <w:sz w:val="28"/>
+          <w:szCs w:val="28"/>
+        </w:rPr>
+      </w:pPr>
+    </w:p>
+    <w:p>
+      <w:pPr>
+        <w:rPr>
+          <w:sz w:val="28"/>
+          <w:szCs w:val="28"/>
+        </w:rPr>
+      </w:pPr>
+      <w:r>
+        <w:rPr>
+          <w:b/>
+          <w:bCs/>
+          <w:sz w:val="28"/>
+          <w:szCs w:val="28"/>
+        </w:rPr>
+        <w:t>4.</w:t>
+      </w:r>
+      <w:r>
+        <w:rPr>
+          <w:sz w:val="28"/>
+          <w:szCs w:val="28"/>
+        </w:rPr>
+        <w:t xml:space="preserve">Build a function </w:t>
+      </w:r>
+      <w:proofErr w:type="spellStart"/>
+      <w:r>
+        <w:rPr>
+          <w:sz w:val="28"/>
+          <w:szCs w:val="28"/>
+        </w:rPr>
+        <w:t>rank_coins_by_volume</w:t>
+      </w:r>
+      <w:proofErr w:type="spellEnd"/>
+      <w:r>
+        <w:rPr>
+          <w:sz w:val="28"/>
+          <w:szCs w:val="28"/>
+        </w:rPr>
+        <w:t>(data) that sorts all coins by their total traded volume in descending order and prints the top 5 coins with their rank and volume.</w:t>
+      </w:r>
+    </w:p>
+    <w:p>
+      <w:pPr>
+        <w:rPr>
+          <w:sz w:val="28"/>
+          <w:szCs w:val="28"/>
+        </w:rPr>
+      </w:pPr>
+      <w:r>
+        <w:rPr>
+          <w:noProof/>
+          <w:sz w:val="28"/>
+          <w:szCs w:val="28"/>
+        </w:rPr>
+        <w:drawing>
+          <wp:inline distT="0" distB="0" distL="0" distR="0" wp14:anchorId="3537035D" wp14:editId="4E3225EE">
+            <wp:extent cx="5731510" cy="3181985"/>
+            <wp:effectExtent l="0" t="0" r="2540" b="0"/>
+            <wp:docPr id="1714031725" name="Picture 4"/>
+            <wp:cNvGraphicFramePr>
+              <a:graphicFrameLocks xmlns:a="http://schemas.openxmlformats.org/drawingml/2006/main" noChangeAspect="1"/>
+            </wp:cNvGraphicFramePr>
+            <a:graphic xmlns:a="http://schemas.openxmlformats.org/drawingml/2006/main">
+              <a:graphicData uri="http://schemas.openxmlformats.org/drawingml/2006/picture">
+                <pic:pic xmlns:pic="http://schemas.openxmlformats.org/drawingml/2006/picture">
+                  <pic:nvPicPr>
+                    <pic:cNvPr id="1714031725" name="Picture 1714031725"/>
+                    <pic:cNvPicPr/>
+                  </pic:nvPicPr>
+                  <pic:blipFill>
+                    <a:blip r:embed="rId7">
+                      <a:extLst>
+                        <a:ext uri="{28A0092B-C50C-407E-A947-70E740481C1C}">
+                          <a14:useLocalDpi xmlns:a14="http://schemas.microsoft.com/office/drawing/2010/main" val="0"/>
+                        </a:ext>
+                      </a:extLst>
+                    </a:blip>
+                    <a:stretch>
+                      <a:fillRect/>
+                    </a:stretch>
+                  </pic:blipFill>
+                  <pic:spPr>
+                    <a:xfrm>
+                      <a:off x="0" y="0"/>
+                      <a:ext cx="5731510" cy="3181985"/>
+                    </a:xfrm>
+                    <a:prstGeom prst="rect">
+                      <a:avLst/>
+                    </a:prstGeom>
+                  </pic:spPr>
+                </pic:pic>
+              </a:graphicData>
+            </a:graphic>
+          </wp:inline>
+        </w:drawing>
+      </w:r>
+    </w:p>
+    <w:p>
+      <w:pPr>
+        <w:rPr>
+          <w:sz w:val="28"/>
+          <w:szCs w:val="28"/>
+        </w:rPr>
+      </w:pPr>
+      <w:r>
+        <w:rPr>
+          <w:b/>
+          <w:bCs/>
+          <w:sz w:val="28"/>
+          <w:szCs w:val="28"/>
+        </w:rPr>
+        <w:lastRenderedPageBreak/>
+        <w:t>5.</w:t>
+      </w:r>
+      <w:r>
+        <w:rPr>
+          <w:sz w:val="28"/>
+          <w:szCs w:val="28"/>
+        </w:rPr>
+        <w:t xml:space="preserve">Automate your data fetch and analysis by scheduling your script to run every hour using the schedule Python library, and add error handling to gracefully manage Binance API rate </w:t>
+      </w:r>
+      <w:proofErr w:type="gramStart"/>
+      <w:r>
+        <w:rPr>
+          <w:sz w:val="28"/>
+          <w:szCs w:val="28"/>
+        </w:rPr>
+        <w:t>limits.&lt;</w:t>
+      </w:r>
+      <w:proofErr w:type="spellStart"/>
+      <w:proofErr w:type="gramEnd"/>
+      <w:r>
+        <w:rPr>
+          <w:sz w:val="28"/>
+          <w:szCs w:val="28"/>
+        </w:rPr>
+        <w:t>br</w:t>
+      </w:r>
+      <w:proofErr w:type="spellEnd"/>
+      <w:r>
+        <w:rPr>
+          <w:sz w:val="28"/>
+          <w:szCs w:val="28"/>
+        </w:rPr>
+        <w:t>&gt;&lt;</w:t>
+      </w:r>
+      <w:proofErr w:type="spellStart"/>
+      <w:r>
+        <w:rPr>
+          <w:sz w:val="28"/>
+          <w:szCs w:val="28"/>
+        </w:rPr>
+        <w:t>br</w:t>
+      </w:r>
+      <w:proofErr w:type="spellEnd"/>
+      <w:r>
+        <w:rPr>
+          <w:sz w:val="28"/>
+          <w:szCs w:val="28"/>
+        </w:rPr>
+        <w:t>&gt;&lt;</w:t>
+      </w:r>
+      <w:proofErr w:type="spellStart"/>
+      <w:r>
+        <w:rPr>
+          <w:sz w:val="28"/>
+          <w:szCs w:val="28"/>
+        </w:rPr>
+        <w:t>em</w:t>
+      </w:r>
+      <w:proofErr w:type="spellEnd"/>
+      <w:r>
+        <w:rPr>
+          <w:sz w:val="28"/>
+          <w:szCs w:val="28"/>
+        </w:rPr>
+        <w:t>&gt;&lt;strong&gt;Hint:&lt;/strong&gt; Catch HTTP 429 errors and implement a retry with exponential backoff.&lt;/</w:t>
+      </w:r>
+      <w:proofErr w:type="spellStart"/>
+      <w:r>
+        <w:rPr>
+          <w:sz w:val="28"/>
+          <w:szCs w:val="28"/>
+        </w:rPr>
+        <w:t>em</w:t>
+      </w:r>
+      <w:proofErr w:type="spellEnd"/>
+      <w:r>
+        <w:rPr>
+          <w:sz w:val="28"/>
+          <w:szCs w:val="28"/>
+        </w:rPr>
+        <w:t>&gt;</w:t>
+      </w:r>
+    </w:p>
+    <w:p>
+      <w:pPr>
+        <w:rPr>
+          <w:sz w:val="28"/>
+          <w:szCs w:val="28"/>
+        </w:rPr>
+      </w:pPr>
+      <w:r>
+        <w:rPr>
+          <w:noProof/>
+          <w:sz w:val="28"/>
+          <w:szCs w:val="28"/>
+        </w:rPr>
+        <w:drawing>
+          <wp:inline distT="0" distB="0" distL="0" distR="0" wp14:anchorId="0BF7A011" wp14:editId="5832E067">
+            <wp:extent cx="5731510" cy="3118485"/>
+            <wp:effectExtent l="0" t="0" r="2540" b="5715"/>
+            <wp:docPr id="333209723" name="Picture 5"/>
+            <wp:cNvGraphicFramePr>
+              <a:graphicFrameLocks xmlns:a="http://schemas.openxmlformats.org/drawingml/2006/main" noChangeAspect="1"/>
+            </wp:cNvGraphicFramePr>
+            <a:graphic xmlns:a="http://schemas.openxmlformats.org/drawingml/2006/main">
+              <a:graphicData uri="http://schemas.openxmlformats.org/drawingml/2006/picture">
+                <pic:pic xmlns:pic="http://schemas.openxmlformats.org/drawingml/2006/picture">
+                  <pic:nvPicPr>
+                    <pic:cNvPr id="333209723" name="Picture 333209723"/>
+                    <pic:cNvPicPr/>
+                  </pic:nvPicPr>
+                  <pic:blipFill>
+                    <a:blip r:embed="rId8">
+                      <a:extLst>
+                        <a:ext uri="{28A0092B-C50C-407E-A947-70E740481C1C}">
+                          <a14:useLocalDpi xmlns:a14="http://schemas.microsoft.com/office/drawing/2010/main" val="0"/>
+                        </a:ext>
+                      </a:extLst>
+                    </a:blip>
+                    <a:stretch>
+                      <a:fillRect/>
+                    </a:stretch>
+                  </pic:blipFill>
+                  <pic:spPr>
+                    <a:xfrm>
+                      <a:off x="0" y="0"/>
+                      <a:ext cx="5731510" cy="3118485"/>
+                    </a:xfrm>
+                    <a:prstGeom prst="rect">
+                      <a:avLst/>
+                    </a:prstGeom>
+                  </pic:spPr>
+                </pic:pic>
+              </a:graphicData>
+            </a:graphic>
+          </wp:inline>
+        </w:drawing>
+      </w:r>
+    </w:p>
+    <w:p>
+      <w:pPr>
+        <w:rPr>
+          <w:sz w:val="28"/>
+          <w:szCs w:val="28"/>
+        </w:rPr>
+      </w:pPr>
+      <w:r>
+        <w:rPr>
+          <w:noProof/>
+          <w:sz w:val="28"/>
+          <w:szCs w:val="28"/>
+        </w:rPr>
+        <w:drawing>
+          <wp:inline distT="0" distB="0" distL="0" distR="0" wp14:anchorId="356EB7E3" wp14:editId="33DBC782">
+            <wp:extent cx="5731510" cy="2393950"/>
+            <wp:effectExtent l="0" t="0" r="2540" b="6350"/>
+            <wp:docPr id="1781136901" name="Picture 6"/>
+            <wp:cNvGraphicFramePr>
+              <a:graphicFrameLocks xmlns:a="http://schemas.openxmlformats.org/drawingml/2006/main" noChangeAspect="1"/>
+            </wp:cNvGraphicFramePr>
+            <a:graphic xmlns:a="http://schemas.openxmlformats.org/drawingml/2006/main">
+              <a:graphicData uri="http://schemas.openxmlformats.org/drawingml/2006/picture">
+                <pic:pic xmlns:pic="http://schemas.openxmlformats.org/drawingml/2006/picture">
+                  <pic:nvPicPr>
+                    <pic:cNvPr id="1781136901" name="Picture 1781136901"/>
+                    <pic:cNvPicPr/>
+                  </pic:nvPicPr>
+                  <pic:blipFill>
+                    <a:blip r:embed="rId9">
+                      <a:extLst>
+                        <a:ext uri="{28A0092B-C50C-407E-A947-70E740481C1C}">
+                          <a14:useLocalDpi xmlns:a14="http://schemas.microsoft.com/office/drawing/2010/main" val="0"/>
+                        </a:ext>
+                      </a:extLst>
+                    </a:blip>
+                    <a:stretch>
+                      <a:fillRect/>
+                    </a:stretch>
+                  </pic:blipFill>
+                  <pic:spPr>
+                    <a:xfrm>
+                      <a:off x="0" y="0"/>
+                      <a:ext cx="5731510" cy="2393950"/>
+                    </a:xfrm>
+                    <a:prstGeom prst="rect">
+                      <a:avLst/>
+                    </a:prstGeom>
+                  </pic:spPr>
+                </pic:pic>
+              </a:graphicData>
+            </a:graphic>
+          </wp:inline>
+        </w:drawing>
+      </w:r>
+    </w:p>
+    <w:p>
+      <w:pPr>
+        <w:rPr>
+          <w:sz w:val="28"/>
+          <w:szCs w:val="28"/>
+        </w:rPr>
+      </w:pPr>
+    </w:p>
+    <w:p>
+      <w:pPr>
+        <w:rPr>
+          <w:sz w:val="28"/>
+          <w:szCs w:val="28"/>
+        </w:rPr>
+      </w:pPr>
+    </w:p>
+    <w:p>
+      <w:pPr>
+        <w:rPr>
+          <w:sz w:val="28"/>
+          <w:szCs w:val="28"/>
+        </w:rPr>
+      </w:pPr>
+    </w:p>
+    <w:p>
+      <w:pPr>
+        <w:rPr>
+          <w:sz w:val="28"/>
+          <w:szCs w:val="28"/>
+        </w:rPr>
+      </w:pPr>
     </w:p>
     <w:p>
       <w:pPr>
